--- a/fssai-ra/paper/tbc-v14/TBC_v14_Developer_Security_Revision.docx
+++ b/fssai-ra/paper/tbc-v14/TBC_v14_Developer_Security_Revision.docx
@@ -743,7 +743,7 @@
         <w:drawing>
           <wp:inline>
             <wp:extent cx="5715000" cy="3077308"/>
-            <wp:docPr id="4" name="Picture 4"/>
+            <wp:docPr id="4" name="Picture 4" descr="Authority boundaries: agent proposals enter independent controls; monitor can restrict only; human approval and external isolation remain separate."/>
             <wp:cNvGraphicFramePr>
               <ns3:graphicFrameLocks noChangeAspect="1"/>
             </wp:cNvGraphicFramePr>
@@ -779,7 +779,7 @@
         <w:pStyle w:val="TBCCaption"/>
       </w:pPr>
       <w:r>
-        <w:t>Figure 4. Integration roadmap. The local SDK and Guardian are implemented; external framework adapters, institutional pilots and transport qualification remain future work.</w:t>
+        <w:t xml:space="preserve">Figure 4. Authority boundaries in v14. Untrusted reasoning proposes requests; the independent service mediates effects. AI monitoring may restrict authority. Host isolation, authenticated adapters and independent key custody remain deployment obligations.</w:t>
       </w:r>
     </w:p>
     <w:p>
@@ -866,7 +866,7 @@
         <w:drawing>
           <wp:inline>
             <wp:extent cx="5715000" cy="3166076"/>
-            <wp:docPr id="5" name="Picture 5"/>
+            <wp:docPr id="5" name="Picture 5" descr="Synthetic containment: unguarded 0 of 7, prompt plus allowlist 2 of 7, independent controls 7 of 7. Separate domain fixtures: 180 of 180 hostile contained and 58 of 58 benign completed."/>
             <wp:cNvGraphicFramePr>
               <ns3:graphicFrameLocks noChangeAspect="1"/>
             </wp:cNvGraphicFramePr>
@@ -902,7 +902,7 @@
         <w:pStyle w:val="TBCCaption"/>
       </w:pPr>
       <w:r>
-        <w:t>Figure 6. Falsifiable evaluation. The enforcement core remains fixed while the model slot is swapped; invariant failures expose residual dependence on model behaviour.</w:t>
+        <w:t xml:space="preserve">Figure 6. Recorded synthetic results. The three-arm comparison contains seven hostile and two benign proposals per arm. The separate six-profile experiment contains 180 hostile and 58 benign scenarios. These fixture counts do not estimate field attack rates, live-model accuracy or usability.</w:t>
       </w:r>
     </w:p>
     <w:p>

--- a/fssai-ra/paper/tbc-v14/TBC_v14_Developer_Security_Revision.docx
+++ b/fssai-ra/paper/tbc-v14/TBC_v14_Developer_Security_Revision.docx
@@ -75,7 +75,7 @@
     </w:p>
     <w:p>
       <w:r>
-        <w:t xml:space="preserve">Agentic AI can retrieve records, retain memory, delegate work and initiate institutional actions. Prompt injection and unreliable model behavior can turn those capabilities into unauthorized disclosure or change. Trust by Construction presents an executable reference architecture that constrains consequential actions independently of model intent. Its contribution is the composition of scoped authority, lineage-preserving memory, independent approval, revocation, bounded delivery and failure recovery. Synthetic cross-sector experiments contain 180 of 180 hostile scenarios and complete 58 of 58 benign tasks within declared interfaces. The reference also exercises real TLS handshakes against a controlled peer, tool-definition drift, monitor-induced restriction, remote-effect uncertainty and evidence-gated promotion. This revision adds developer-facing artifact retrieval that checks an independently approved digest before returning bytes, isolates concurrent response buffers, and prevents pending or malformed provider acknowledgements from becoming confirmed effects. The repository supplies an offline example, regression tests, reproducible manuscript construction and explicit claim-to-evidence bindings. These results concern local controls and synthetic workflows; they do not establish model alignment, institutional utility or production security. Host isolation must still be supplied and tested in the intended deployment, live-model evaluation remains separate, and transport evidence from the loopback harness cannot qualify a production peer. The artifact supports engineering and teaching by making authority boundaries, failure outcomes and remaining obligations inspectable.</w:t>
+        <w:t xml:space="preserve">Agentic AI can retrieve records, retain memory, delegate work and initiate institutional actions. Prompt injection and unreliable model behavior can turn those capabilities into unauthorized disclosure or change. Trust by Construction presents an executable reference architecture that constrains consequential actions independently of model intent. Its contribution is the composition of scoped authority, lineage-preserving memory, independent approval, revocation, bounded delivery and failure recovery. Synthetic cross-sector experiments contain 180 of 180 hostile scenarios and complete 58 of 58 benign tasks within declared interfaces. The reference also exercises real TLS handshakes against a controlled peer, tool-definition drift, monitor-induced restriction, remote-effect uncertainty and evidence-gated promotion. This revision adds developer-facing artifact retrieval that checks an independently approved digest before returning bytes, isolates concurrent response buffers, and prevents pending or malformed provider acknowledgements from becoming confirmed effects. It also addresses a channel that exact-byte release does not close: the information an agent carries in choices it is authorised to make. Canonicalising the destination, path, schedule and size of a release, then charging what remains against a per-task budget, reduces a measured sixteen-bit leak through authorised choices to one bit, and to zero when the release count is fixed with indistinguishable cover, while an ordinary workflow still completes. The repository supplies an offline example, regression tests, reproducible manuscript construction and explicit claim-to-evidence bindings. These results concern local controls and synthetic workflows; they do not establish model alignment, institutional utility or production security. Host isolation must still be supplied and tested in the intended deployment, live-model evaluation remains separate, and transport evidence from the loopback harness cannot qualify a production peer. The artifact supports engineering and teaching by making authority boundaries, failure outcomes and remaining obligations inspectable.</w:t>
       </w:r>
     </w:p>
     <w:p>
@@ -572,7 +572,7 @@
               <w:rPr>
                 <w:sz w:val="16"/>
               </w:rPr>
-              <w:t xml:space="preserve">1,400 tests passed; 33 source-bound capability contracts executed</w:t>
+              <w:t xml:space="preserve">1,445 tests passed; 37 source-bound capability contracts executed</w:t>
             </w:r>
           </w:p>
         </w:tc>
@@ -713,6 +713,47 @@
           </w:p>
         </w:tc>
       </w:tr>
+      <w:tr>
+        <w:tc>
+          <w:tcPr>
+            <w:tcW w:type="dxa" w:w="3389"/>
+          </w:tcPr>
+          <w:p>
+            <w:r>
+              <w:rPr>
+                <w:sz w:val="16"/>
+              </w:rPr>
+              <w:t xml:space="preserve">Residual choice channel</w:t>
+            </w:r>
+          </w:p>
+        </w:tc>
+        <w:tc>
+          <w:tcPr>
+            <w:tcW w:type="dxa" w:w="3389"/>
+          </w:tcPr>
+          <w:p>
+            <w:r>
+              <w:rPr>
+                <w:sz w:val="16"/>
+              </w:rPr>
+              <w:t xml:space="preserve">16.0 bits leaked with no control, 1.0 canonicalised, 0.0 sealed, over 65,536 trials per arm</w:t>
+            </w:r>
+          </w:p>
+        </w:tc>
+        <w:tc>
+          <w:tcPr>
+            <w:tcW w:type="dxa" w:w="3389"/>
+          </w:tcPr>
+          <w:p>
+            <w:r>
+              <w:rPr>
+                <w:sz w:val="16"/>
+              </w:rPr>
+              <w:t xml:space="preserve">Upper bound from distinct observable traces under one encoder; the mediated release path only, at a cost of 98.4% of adversarial tasks escalating to a named human</w:t>
+            </w:r>
+          </w:p>
+        </w:tc>
+      </w:tr>
     </w:tbl>
     <w:p>
       <w:pPr>
@@ -725,7 +766,7 @@
     <w:p>
       <w:pPr/>
       <w:r>
-        <w:t xml:space="preserve">Engineering verification distinguishes mechanism tests from deployment assurance. The added capability contracts bind seven fields: protected asset, permitted operation, enforcement point, accountable owner, failure test, evidence artifact and failure response. Thirty-three contracts are verified by executing their named tests; the reports bind outcomes to the source digest. Bundle and destination tests establish contract behavior only. They are not evidence of measured runtime identity or deployed network isolation. This distinction makes missing engineering work visible rather than converting a passing unit test into a production assurance claim.</w:t>
+        <w:t xml:space="preserve">Engineering verification distinguishes mechanism tests from deployment assurance. The added capability contracts bind seven fields: protected asset, permitted operation, enforcement point, accountable owner, failure test, evidence artifact and failure response. Thirty-seven contracts are verified by executing their named tests; the reports bind outcomes to the source digest. Bundle and destination tests establish contract behavior only. They are not evidence of measured runtime identity or deployed network isolation. This distinction makes missing engineering work visible rather than converting a passing unit test into a production assurance claim.</w:t>
       </w:r>
     </w:p>
     <w:p>
@@ -937,6 +978,16 @@
     <w:p>
       <w:r>
         <w:t xml:space="preserve">The monitor can now be measured rather than described. Labelled held-out trajectories are run through the runtime against a denial oracle, a blind monitor that clears everything, and a hostile monitor that clears every attack and restricts every ordinary task, with false restriction, missed attacks, latency, retained utility and adaptive evasion reported with denominators and intervals. The result that matters is not any of those rates. Across all three monitors, including the one an adversary would install, no protected outcome changes: the hostile monitor costs all of the availability and none of the authority. The evasion figure is reported without flattery. An attacker who probes once, observes the refusal, and thereafter works strictly inside its granted envelope produces a history indistinguishable from ordinary work and evades every monitor reading a metadata-only snapshot [4,7]. That is expected, and it is affordable precisely because the envelope rather than the monitor is what bounds the attacker. Offline rates describe scripted monitors and are not detector accuracy; a live backend yields a report labelled as such, describing one model, one prompt and these trajectories, compared against no published benchmark.</w:t>
+      </w:r>
+    </w:p>
+    <w:p>
+      <w:r>
+        <w:t xml:space="preserve">A fourth question follows from the third, and this revision is the first to answer it with a measurement. Release escrow fixes the bytes that leave, so a workload cannot put a student record into an approved artifact. It does not fix the decisions *around* those bytes. An agent holding entirely legitimate, repeated release authority still selects which approved destination receives a report, which approved path it lands on, when it is sent, and how large it is. None of these is an unauthorised act; each is a choice the system handed the model, and a choice is a channel. The 2026 implicit-injection results make the concern concrete rather than theoretical [12]: eight approved destinations are three bits per release, and an enrolment status is not many bits. The architecture therefore treats residual choice as an engineering quantity. Where the task contract can supply a value, it does, and the dimension carries nothing because the model never chose it; emission runs on a fixed schedule and artifact sizes are padded to declared buckets, which narrows timing and size the same way. What genuinely remains is counted in bits, charged against a declared per-task budget, and when the budget is spent the next release requires a named human rather than failing silently.</w:t>
+      </w:r>
+    </w:p>
+    <w:p>
+      <w:r>
+        <w:t xml:space="preserve">The bound is measured rather than asserted. An adversarial encoder that performs no unauthorised operation attempts to move a sixteen-bit secret through these choices, once for each of the 65,536 possible secrets, and the measurement counts how many distinct traces an external observer could distinguish. With every dimension left to the workload the secret crosses intact at 16.0 bits. Canonicalising destination, path, schedule and size reduces it to 1.0 bit, which is the residual carried by how many times the workload releases at all. Fixing the release count and padding with cover emissions that an observer cannot separate from real ones reduces it to 0.0 bits, a single observable trace for every secret. An ordinary two-release workflow completes under all three policies, so the reduction is not obtained by refusing to work; the cost appears instead as 98.4 per cent of adversarial tasks escalating to a named human, which is reported rather than omitted. The figures are an upper bound that assumes a perfect observer and an optimal decoder, they describe one encoder against this interface, and they say nothing about a channel outside the mediated release path. The measurement regenerates offline into audit/covert-channels.json and is checked by make all.</w:t>
       </w:r>
     </w:p>
     <w:p>
